--- a/juridico/4 - Declaracao entre Proprietario e Motorista.docx
+++ b/juridico/4 - Declaracao entre Proprietario e Motorista.docx
@@ -1779,7 +1779,7 @@
         <w:sz w:val="15"/>
         <w:szCs w:val="15"/>
       </w:rPr>
-      <w:t xml:space="preserve">Declaração de Cedência de Veículo  ·  3 de Setembro de 2026  ·  página </w:t>
+      <w:t xml:space="preserve">Declaração de Cedência de Veículo  ·  14 de Setembro de 2026  ·  página </w:t>
     </w:r>
     <w:r>
       <w:rPr>

--- a/juridico/4 - Declaracao entre Proprietario e Motorista.docx
+++ b/juridico/4 - Declaracao entre Proprietario e Motorista.docx
@@ -33,7 +33,7 @@
           <w:sz w:val="19"/>
           <w:szCs w:val="19"/>
         </w:rPr>
-        <w:t xml:space="preserve">Entre o Proprietário do veículo e o Motorista  ·  para apresentação à Timorgiana, Lda</w:t>
+        <w:t xml:space="preserve">Entre o Proprietário do veículo e o Motorista  ·  para apresentação à Timorgiara Neto, Unipessoal Lda</w:t>
       </w:r>
     </w:p>
     <w:p>
@@ -917,7 +917,7 @@
           <w:sz w:val="21"/>
           <w:szCs w:val="21"/>
         </w:rPr>
-        <w:t xml:space="preserve">A revogação produz efeitos a partir do momento em que seja comunicada ao Segundo Outorgante e à Timorgiana, Lda.</w:t>
+        <w:t xml:space="preserve">A revogação produz efeitos a partir do momento em que seja comunicada ao Segundo Outorgante e à Timorgiara Neto, Unipessoal Lda.</w:t>
       </w:r>
     </w:p>
     <w:p>
@@ -1109,7 +1109,7 @@
           <w:sz w:val="20"/>
           <w:szCs w:val="20"/>
         </w:rPr>
-        <w:t xml:space="preserve">A caixa do n.º 2 existe para ser marcada com verdade, e não para ser deixada em branco. Um veículo sem seguro pode continuar a circular — e circula —, mas quem o conduz e quem o cede passam a responder com o que têm. Escrever isso aqui, antes de acontecer, é o único momento em que ainda serve para alguma coisa. A Timorgiana, Lda não é seguradora e não presta cobertura de qualquer natureza.</w:t>
+        <w:t xml:space="preserve">A caixa do n.º 2 existe para ser marcada com verdade, e não para ser deixada em branco. Um veículo sem seguro pode continuar a circular — e circula —, mas quem o conduz e quem o cede passam a responder com o que têm. Escrever isso aqui, antes de acontecer, é o único momento em que ainda serve para alguma coisa. A Timorgiara Neto, Unipessoal Lda não é seguradora e não presta cobertura de qualquer natureza.</w:t>
       </w:r>
     </w:p>
     <w:p>
@@ -1265,7 +1265,7 @@
           <w:sz w:val="21"/>
           <w:szCs w:val="21"/>
         </w:rPr>
-        <w:t xml:space="preserve">A Timorgiana, Lda é </w:t>
+        <w:t xml:space="preserve">A Timorgiara Neto, Unipessoal Lda é </w:t>
       </w:r>
       <w:r>
         <w:rPr>
@@ -1393,7 +1393,7 @@
           <w:sz w:val="20"/>
           <w:szCs w:val="20"/>
         </w:rPr>
-        <w:t xml:space="preserve">A Timorgiana, Lda não intervém nestas condições nem as fiscaliza. Ficam escritas por interesse das próprias partes: um acordo verbal sobre dinheiro entre quem empresta um veículo e quem o conduz é a origem mais frequente de conflito.</w:t>
+        <w:t xml:space="preserve">A Timorgiara Neto, Unipessoal Lda não intervém nestas condições nem as fiscaliza. Ficam escritas por interesse das próprias partes: um acordo verbal sobre dinheiro entre quem empresta um veículo e quem o conduz é a origem mais frequente de conflito.</w:t>
       </w:r>
     </w:p>
     <w:p>
@@ -1428,7 +1428,7 @@
           <w:sz w:val="21"/>
           <w:szCs w:val="21"/>
         </w:rPr>
-        <w:t xml:space="preserve">Os Outorgantes autorizam a apresentação de cópia da presente declaração à Timorgiana, Lda, para instrução do processo de admissão do Segundo Outorgante à aplicação, e reconhecem que aquela pode solicitar a sua exibição a qualquer momento.</w:t>
+        <w:t xml:space="preserve">Os Outorgantes autorizam a apresentação de cópia da presente declaração à Timorgiara Neto, Unipessoal Lda, para instrução do processo de admissão do Segundo Outorgante à aplicação, e reconhecem que aquela pode solicitar a sua exibição a qualquer momento.</w:t>
       </w:r>
     </w:p>
     <w:p>
@@ -1869,7 +1869,7 @@
         <w:sz w:val="16"/>
         <w:szCs w:val="16"/>
       </w:rPr>
-      <w:t xml:space="preserve">TimorgianaRide  ·  Timorgiana, Lda</w:t>
+      <w:t xml:space="preserve">TimorgianaRide  ·  Timorgiara Neto, Unipessoal Lda</w:t>
     </w:r>
   </w:p>
 </w:hdr>

--- a/juridico/4 - Declaracao entre Proprietario e Motorista.docx
+++ b/juridico/4 - Declaracao entre Proprietario e Motorista.docx
@@ -33,7 +33,7 @@
           <w:sz w:val="19"/>
           <w:szCs w:val="19"/>
         </w:rPr>
-        <w:t xml:space="preserve">Entre o Proprietário do veículo e o Motorista  ·  para apresentação à Timorgiara Neto, Unipessoal Lda</w:t>
+        <w:t xml:space="preserve">Entre o Proprietário do veículo e o Motorista  ·  para apresentação à Timorgiara Neto, Unipessoal, Lda</w:t>
       </w:r>
     </w:p>
     <w:p>
@@ -917,7 +917,7 @@
           <w:sz w:val="21"/>
           <w:szCs w:val="21"/>
         </w:rPr>
-        <w:t xml:space="preserve">A revogação produz efeitos a partir do momento em que seja comunicada ao Segundo Outorgante e à Timorgiara Neto, Unipessoal Lda.</w:t>
+        <w:t xml:space="preserve">A revogação produz efeitos a partir do momento em que seja comunicada ao Segundo Outorgante e à Timorgiara Neto, Unipessoal, Lda.</w:t>
       </w:r>
     </w:p>
     <w:p>
@@ -1109,7 +1109,7 @@
           <w:sz w:val="20"/>
           <w:szCs w:val="20"/>
         </w:rPr>
-        <w:t xml:space="preserve">A caixa do n.º 2 existe para ser marcada com verdade, e não para ser deixada em branco. Um veículo sem seguro pode continuar a circular — e circula —, mas quem o conduz e quem o cede passam a responder com o que têm. Escrever isso aqui, antes de acontecer, é o único momento em que ainda serve para alguma coisa. A Timorgiara Neto, Unipessoal Lda não é seguradora e não presta cobertura de qualquer natureza.</w:t>
+        <w:t xml:space="preserve">A caixa do n.º 2 existe para ser marcada com verdade, e não para ser deixada em branco. Um veículo sem seguro pode continuar a circular — e circula —, mas quem o conduz e quem o cede passam a responder com o que têm. Escrever isso aqui, antes de acontecer, é o único momento em que ainda serve para alguma coisa. A Timorgiara Neto, Unipessoal, Lda não é seguradora e não presta cobertura de qualquer natureza.</w:t>
       </w:r>
     </w:p>
     <w:p>
@@ -1265,7 +1265,7 @@
           <w:sz w:val="21"/>
           <w:szCs w:val="21"/>
         </w:rPr>
-        <w:t xml:space="preserve">A Timorgiara Neto, Unipessoal Lda é </w:t>
+        <w:t xml:space="preserve">A Timorgiara Neto, Unipessoal, Lda é </w:t>
       </w:r>
       <w:r>
         <w:rPr>
@@ -1393,7 +1393,7 @@
           <w:sz w:val="20"/>
           <w:szCs w:val="20"/>
         </w:rPr>
-        <w:t xml:space="preserve">A Timorgiara Neto, Unipessoal Lda não intervém nestas condições nem as fiscaliza. Ficam escritas por interesse das próprias partes: um acordo verbal sobre dinheiro entre quem empresta um veículo e quem o conduz é a origem mais frequente de conflito.</w:t>
+        <w:t xml:space="preserve">A Timorgiara Neto, Unipessoal, Lda não intervém nestas condições nem as fiscaliza. Ficam escritas por interesse das próprias partes: um acordo verbal sobre dinheiro entre quem empresta um veículo e quem o conduz é a origem mais frequente de conflito.</w:t>
       </w:r>
     </w:p>
     <w:p>
@@ -1428,7 +1428,7 @@
           <w:sz w:val="21"/>
           <w:szCs w:val="21"/>
         </w:rPr>
-        <w:t xml:space="preserve">Os Outorgantes autorizam a apresentação de cópia da presente declaração à Timorgiara Neto, Unipessoal Lda, para instrução do processo de admissão do Segundo Outorgante à aplicação, e reconhecem que aquela pode solicitar a sua exibição a qualquer momento.</w:t>
+        <w:t xml:space="preserve">Os Outorgantes autorizam a apresentação de cópia da presente declaração à Timorgiara Neto, Unipessoal, Lda, para instrução do processo de admissão do Segundo Outorgante à aplicação, e reconhecem que aquela pode solicitar a sua exibição a qualquer momento.</w:t>
       </w:r>
     </w:p>
     <w:p>
@@ -1869,7 +1869,7 @@
         <w:sz w:val="16"/>
         <w:szCs w:val="16"/>
       </w:rPr>
-      <w:t xml:space="preserve">TimorgianaRide  ·  Timorgiara Neto, Unipessoal Lda</w:t>
+      <w:t xml:space="preserve">TimorgianaRide  ·  Timorgiara Neto, Unipessoal, Lda</w:t>
     </w:r>
   </w:p>
 </w:hdr>

--- a/juridico/4 - Declaracao entre Proprietario e Motorista.docx
+++ b/juridico/4 - Declaracao entre Proprietario e Motorista.docx
@@ -810,7 +810,7 @@
           <w:sz w:val="21"/>
           <w:szCs w:val="21"/>
         </w:rPr>
-        <w:t xml:space="preserve"> angariados através da aplicação TimorgianaRide.</w:t>
+        <w:t xml:space="preserve"> angariados através da aplicação HAKAT.</w:t>
       </w:r>
     </w:p>
     <w:p>
@@ -1869,7 +1869,7 @@
         <w:sz w:val="16"/>
         <w:szCs w:val="16"/>
       </w:rPr>
-      <w:t xml:space="preserve">TimorgianaRide  ·  Timorgiara Neto, Unipessoal, Lda</w:t>
+      <w:t xml:space="preserve">HAKAT  ·  Timorgiara Neto, Unipessoal, Lda</w:t>
     </w:r>
   </w:p>
 </w:hdr>

--- a/juridico/4 - Declaracao entre Proprietario e Motorista.docx
+++ b/juridico/4 - Declaracao entre Proprietario e Motorista.docx
@@ -33,7 +33,7 @@
           <w:sz w:val="19"/>
           <w:szCs w:val="19"/>
         </w:rPr>
-        <w:t xml:space="preserve">Entre o Proprietário do veículo e o Motorista  ·  para apresentação à Timorgiara Neto, Unipessoal, Lda</w:t>
+        <w:t xml:space="preserve">Entre o Proprietário do veículo e o Motorista  ·  para apresentação à Timorgiara Neto, Unipessoal, Lda.</w:t>
       </w:r>
     </w:p>
     <w:p>
@@ -1109,7 +1109,7 @@
           <w:sz w:val="20"/>
           <w:szCs w:val="20"/>
         </w:rPr>
-        <w:t xml:space="preserve">A caixa do n.º 2 existe para ser marcada com verdade, e não para ser deixada em branco. Um veículo sem seguro pode continuar a circular — e circula —, mas quem o conduz e quem o cede passam a responder com o que têm. Escrever isso aqui, antes de acontecer, é o único momento em que ainda serve para alguma coisa. A Timorgiara Neto, Unipessoal, Lda não é seguradora e não presta cobertura de qualquer natureza.</w:t>
+        <w:t xml:space="preserve">A caixa do n.º 2 existe para ser marcada com verdade, e não para ser deixada em branco. Um veículo sem seguro pode continuar a circular — e circula —, mas quem o conduz e quem o cede passam a responder com o que têm. Escrever isso aqui, antes de acontecer, é o único momento em que ainda serve para alguma coisa. A Timorgiara Neto, Unipessoal, Lda. não é seguradora e não presta cobertura de qualquer natureza.</w:t>
       </w:r>
     </w:p>
     <w:p>
@@ -1265,7 +1265,7 @@
           <w:sz w:val="21"/>
           <w:szCs w:val="21"/>
         </w:rPr>
-        <w:t xml:space="preserve">A Timorgiara Neto, Unipessoal, Lda é </w:t>
+        <w:t xml:space="preserve">A Timorgiara Neto, Unipessoal, Lda. é </w:t>
       </w:r>
       <w:r>
         <w:rPr>
@@ -1393,7 +1393,7 @@
           <w:sz w:val="20"/>
           <w:szCs w:val="20"/>
         </w:rPr>
-        <w:t xml:space="preserve">A Timorgiara Neto, Unipessoal, Lda não intervém nestas condições nem as fiscaliza. Ficam escritas por interesse das próprias partes: um acordo verbal sobre dinheiro entre quem empresta um veículo e quem o conduz é a origem mais frequente de conflito.</w:t>
+        <w:t xml:space="preserve">A Timorgiara Neto, Unipessoal, Lda. não intervém nestas condições nem as fiscaliza. Ficam escritas por interesse das próprias partes: um acordo verbal sobre dinheiro entre quem empresta um veículo e quem o conduz é a origem mais frequente de conflito.</w:t>
       </w:r>
     </w:p>
     <w:p>
@@ -1428,7 +1428,7 @@
           <w:sz w:val="21"/>
           <w:szCs w:val="21"/>
         </w:rPr>
-        <w:t xml:space="preserve">Os Outorgantes autorizam a apresentação de cópia da presente declaração à Timorgiara Neto, Unipessoal, Lda, para instrução do processo de admissão do Segundo Outorgante à aplicação, e reconhecem que aquela pode solicitar a sua exibição a qualquer momento.</w:t>
+        <w:t xml:space="preserve">Os Outorgantes autorizam a apresentação de cópia da presente declaração à Timorgiara Neto, Unipessoal, Lda., para instrução do processo de admissão do Segundo Outorgante à aplicação, e reconhecem que aquela pode solicitar a sua exibição a qualquer momento.</w:t>
       </w:r>
     </w:p>
     <w:p>
@@ -1869,7 +1869,7 @@
         <w:sz w:val="16"/>
         <w:szCs w:val="16"/>
       </w:rPr>
-      <w:t xml:space="preserve">HAKAT  ·  Timorgiara Neto, Unipessoal, Lda</w:t>
+      <w:t xml:space="preserve">HAKAT  ·  Timorgiara Neto, Unipessoal, Lda.</w:t>
     </w:r>
   </w:p>
 </w:hdr>
